--- a/user_guide/Brachify User Manual.docx
+++ b/user_guide/Brachify User Manual.docx
@@ -1262,7 +1262,7 @@
                 <w:webHidden/>
                 <w:color w:val="000000" w:themeColor="text1"/>
               </w:rPr>
-              <w:t>18</w:t>
+              <w:t>17</w:t>
             </w:r>
             <w:r>
               <w:rPr>
@@ -1367,7 +1367,7 @@
                 <w:webHidden/>
                 <w:color w:val="000000" w:themeColor="text1"/>
               </w:rPr>
-              <w:t>20</w:t>
+              <w:t>18</w:t>
             </w:r>
             <w:r>
               <w:rPr>
@@ -2746,51 +2746,6 @@
     </w:p>
     <w:p>
       <w:pPr>
-        <w:pStyle w:val="ListParagraph"/>
-        <w:numPr>
-          <w:ilvl w:val="0"/>
-          <w:numId w:val="32"/>
-        </w:numPr>
-        <w:spacing w:before="240"/>
-        <w:ind w:left="1418"/>
-        <w:rPr>
-          <w:rFonts w:cstheme="minorHAnsi"/>
-          <w:lang w:val="en-US"/>
-        </w:rPr>
-      </w:pPr>
-      <w:r>
-        <w:rPr>
-          <w:rFonts w:cstheme="minorHAnsi"/>
-          <w:b/>
-          <w:bCs/>
-          <w:lang w:val="en-US"/>
-        </w:rPr>
-        <w:t xml:space="preserve">Note: </w:t>
-      </w:r>
-      <w:r>
-        <w:rPr>
-          <w:rFonts w:cstheme="minorHAnsi"/>
-          <w:lang w:val="en-US"/>
-        </w:rPr>
-        <w:t xml:space="preserve">The </w:t>
-      </w:r>
-      <w:r>
-        <w:rPr>
-          <w:rFonts w:cstheme="minorHAnsi"/>
-          <w:lang w:val="en-US"/>
-        </w:rPr>
-        <w:t xml:space="preserve">implant model must be approved by Elekta before Elekta software will let you use </w:t>
-      </w:r>
-      <w:r>
-        <w:rPr>
-          <w:rFonts w:cstheme="minorHAnsi"/>
-          <w:lang w:val="en-US"/>
-        </w:rPr>
-        <w:t>it.</w:t>
-      </w:r>
-    </w:p>
-    <w:p>
-      <w:pPr>
         <w:spacing w:before="240"/>
         <w:rPr>
           <w:rFonts w:cstheme="minorHAnsi"/>
@@ -2822,6 +2777,7 @@
           <w:color w:val="000000" w:themeColor="text1"/>
           <w:lang w:val="en-US"/>
         </w:rPr>
+        <w:lastRenderedPageBreak/>
         <w:t>Line</w:t>
       </w:r>
       <w:r>
@@ -3190,7 +3146,6 @@
           <w:noProof/>
           <w:lang w:val="en-US"/>
         </w:rPr>
-        <w:lastRenderedPageBreak/>
         <w:drawing>
           <wp:anchor distT="0" distB="0" distL="114300" distR="114300" simplePos="0" relativeHeight="251670528" behindDoc="0" locked="0" layoutInCell="1" allowOverlap="1" wp14:anchorId="330261D5" wp14:editId="7DD7ABC6">
             <wp:simplePos x="0" y="0"/>
@@ -3346,6 +3301,7 @@
           <w:szCs w:val="21"/>
           <w:lang w:val="en-US"/>
         </w:rPr>
+        <w:lastRenderedPageBreak/>
         <w:drawing>
           <wp:anchor distT="0" distB="0" distL="114300" distR="114300" simplePos="0" relativeHeight="251667456" behindDoc="0" locked="0" layoutInCell="1" allowOverlap="1" wp14:anchorId="7814F426" wp14:editId="381DD537">
             <wp:simplePos x="0" y="0"/>
@@ -3578,7 +3534,6 @@
         <w:rPr>
           <w:rFonts w:cstheme="minorHAnsi"/>
         </w:rPr>
-        <w:lastRenderedPageBreak/>
         <w:t>Choose the most recent version of Brachify (</w:t>
       </w:r>
       <w:r>
@@ -3681,6 +3636,7 @@
           <w:rFonts w:cstheme="minorHAnsi"/>
           <w:noProof/>
         </w:rPr>
+        <w:lastRenderedPageBreak/>
         <w:drawing>
           <wp:anchor distT="0" distB="0" distL="114300" distR="114300" simplePos="0" relativeHeight="251695104" behindDoc="0" locked="0" layoutInCell="1" allowOverlap="1" wp14:anchorId="2958ADB9" wp14:editId="3E554F6F">
             <wp:simplePos x="0" y="0"/>
@@ -4002,7 +3958,6 @@
           <w:u w:val="single"/>
           <w:lang w:val="en-US"/>
         </w:rPr>
-        <w:lastRenderedPageBreak/>
         <w:drawing>
           <wp:anchor distT="0" distB="0" distL="114300" distR="114300" simplePos="0" relativeHeight="251696128" behindDoc="0" locked="0" layoutInCell="1" allowOverlap="1" wp14:anchorId="681E4C36" wp14:editId="0CB76501">
             <wp:simplePos x="0" y="0"/>
@@ -4285,6 +4240,7 @@
           <w:color w:val="000000" w:themeColor="text1"/>
           <w:lang w:val="en-US"/>
         </w:rPr>
+        <w:lastRenderedPageBreak/>
         <mc:AlternateContent>
           <mc:Choice Requires="wpg">
             <w:drawing>
@@ -4929,7 +4885,6 @@
           <w:noProof/>
           <w:lang w:val="en-US"/>
         </w:rPr>
-        <w:lastRenderedPageBreak/>
         <w:drawing>
           <wp:inline distT="0" distB="0" distL="0" distR="0" wp14:anchorId="43F66120" wp14:editId="1CEAED14">
             <wp:extent cx="976435" cy="1248354"/>
@@ -5048,6 +5003,7 @@
           <w:szCs w:val="21"/>
           <w:lang w:val="en-US"/>
         </w:rPr>
+        <w:lastRenderedPageBreak/>
         <w:drawing>
           <wp:inline distT="0" distB="0" distL="0" distR="0" wp14:anchorId="6C5DE0EC" wp14:editId="755B2CDF">
             <wp:extent cx="3657600" cy="2704375"/>
@@ -5097,7 +5053,6 @@
         <w:rPr>
           <w:color w:val="4472C4"/>
         </w:rPr>
-        <w:lastRenderedPageBreak/>
         <w:t>Using Brachify</w:t>
       </w:r>
       <w:bookmarkEnd w:id="13"/>
@@ -5341,6 +5296,7 @@
           <w:szCs w:val="21"/>
           <w:lang w:val="en-US"/>
         </w:rPr>
+        <w:lastRenderedPageBreak/>
         <w:drawing>
           <wp:anchor distT="0" distB="0" distL="114300" distR="114300" simplePos="0" relativeHeight="251674624" behindDoc="0" locked="0" layoutInCell="1" allowOverlap="1" wp14:anchorId="43B7F6E9" wp14:editId="6DBCB181">
             <wp:simplePos x="0" y="0"/>
@@ -5675,7 +5631,6 @@
           <w:noProof/>
           <w:lang w:val="en-US"/>
         </w:rPr>
-        <w:lastRenderedPageBreak/>
         <w:drawing>
           <wp:anchor distT="0" distB="0" distL="114300" distR="114300" simplePos="0" relativeHeight="251675648" behindDoc="0" locked="0" layoutInCell="1" allowOverlap="1" wp14:anchorId="4F4A15FF" wp14:editId="50DB0FEA">
             <wp:simplePos x="0" y="0"/>
@@ -6063,7 +6018,15 @@
           <w:rFonts w:eastAsia="Times New Roman" w:cstheme="minorHAnsi"/>
           <w:lang w:eastAsia="en-CA"/>
         </w:rPr>
-        <w:t xml:space="preserve">the desired values.  Every time Brachify opens, it will use the file that was last used. To learn how to create a </w:t>
+        <w:t xml:space="preserve">the desired values.  Every time Brachify opens, it will use the </w:t>
+      </w:r>
+      <w:r>
+        <w:rPr>
+          <w:rFonts w:eastAsia="Times New Roman" w:cstheme="minorHAnsi"/>
+          <w:lang w:eastAsia="en-CA"/>
+        </w:rPr>
+        <w:lastRenderedPageBreak/>
+        <w:t xml:space="preserve">file that was last used. To learn how to create a </w:t>
       </w:r>
       <w:proofErr w:type="gramStart"/>
       <w:r>
@@ -6565,7 +6528,6 @@
           <w:rFonts w:cstheme="minorHAnsi"/>
           <w:noProof/>
         </w:rPr>
-        <w:lastRenderedPageBreak/>
         <mc:AlternateContent>
           <mc:Choice Requires="wpg">
             <w:drawing>
